--- a/standard/wis2-monitoring-events-DRAFT.docx
+++ b/standard/wis2-monitoring-events-DRAFT.docx
@@ -33,7 +33,7 @@
         <w:pStyle w:val="Date"/>
       </w:pPr>
       <w:r>
-        <w:t xml:space="preserve">2026-08-11</w:t>
+        <w:t xml:space="preserve">2026-10-28</w:t>
       </w:r>
     </w:p>
     <w:p>
@@ -86,7 +86,7 @@
               <w:jc w:val="left"/>
             </w:pPr>
             <w:r>
-              <w:t xml:space="preserve">Date: 2026-08-11</w:t>
+              <w:t xml:space="preserve">Date: 2026-10-28</w:t>
             </w:r>
           </w:p>
         </w:tc>
@@ -99,7 +99,7 @@
               <w:jc w:val="left"/>
             </w:pPr>
             <w:r>
-              <w:t xml:space="preserve">Version: 1.0.0-DRAFT-2026-08-11</w:t>
+              <w:t xml:space="preserve">Version: 1.0.0-DRAFT-2026-10-28</w:t>
             </w:r>
           </w:p>
         </w:tc>
@@ -11073,7 +11073,7 @@
     <w:bookmarkEnd w:id="107"/>
     <w:bookmarkEnd w:id="108"/>
     <w:bookmarkEnd w:id="109"/>
-    <w:bookmarkStart w:id="130" w:name="X78fdb1f4716baf4c26796c550dad0531813f831"/>
+    <w:bookmarkStart w:id="132" w:name="X78fdb1f4716baf4c26796c550dad0531813f831"/>
     <w:p>
       <w:pPr>
         <w:pStyle w:val="Heading1"/>
@@ -11082,7 +11082,7 @@
         <w:t xml:space="preserve">Conformance Class Abstract Test Suite (Normative)</w:t>
       </w:r>
     </w:p>
-    <w:bookmarkStart w:id="111" w:name="Xad44991ee94a15f409f4fe92d60ed8bb9d1c7ae"/>
+    <w:bookmarkStart w:id="112" w:name="Xad44991ee94a15f409f4fe92d60ed8bb9d1c7ae"/>
     <w:p>
       <w:pPr>
         <w:pStyle w:val="Heading2"/>
@@ -11103,12 +11103,12 @@
       <w:pPr>
         <w:pStyle w:val="Definition"/>
       </w:pPr>
-      <w:hyperlink r:id="rId74">
+      <w:hyperlink r:id="rId110">
         <w:r>
           <w:rPr>
             <w:rStyle w:val="Hyperlink"/>
           </w:rPr>
-          <w:t xml:space="preserve">http://wis.wmo.int/spec/wme/1/req/monitoring-event-topic</w:t>
+          <w:t xml:space="preserve">http://wis.wmo.int/spec/wme/1/conf/monitoring-event-topic</w:t>
         </w:r>
       </w:hyperlink>
     </w:p>
@@ -11144,7 +11144,7 @@
         <w:t xml:space="preserve">Target Type:Topic Classification</w:t>
       </w:r>
     </w:p>
-    <w:bookmarkStart w:id="110" w:name="Xa3fa6ff4c80d85b7365d9bac9806ab0f7f77e49"/>
+    <w:bookmarkStart w:id="111" w:name="Xa3fa6ff4c80d85b7365d9bac9806ab0f7f77e49"/>
     <w:p>
       <w:pPr>
         <w:pStyle w:val="Heading3"/>
@@ -11300,9 +11300,9 @@
         <w:t xml:space="preserve">Check that the fourth token is a valid centre identifier.</w:t>
       </w:r>
     </w:p>
-    <w:bookmarkEnd w:id="110"/>
     <w:bookmarkEnd w:id="111"/>
-    <w:bookmarkStart w:id="129" w:name="X36d131507a834f89d37f48b1dc466aae1a1b1f5"/>
+    <w:bookmarkEnd w:id="112"/>
+    <w:bookmarkStart w:id="131" w:name="X36d131507a834f89d37f48b1dc466aae1a1b1f5"/>
     <w:p>
       <w:pPr>
         <w:pStyle w:val="Heading2"/>
@@ -11323,12 +11323,12 @@
       <w:pPr>
         <w:pStyle w:val="Definition"/>
       </w:pPr>
-      <w:hyperlink r:id="rId80">
+      <w:hyperlink r:id="rId113">
         <w:r>
           <w:rPr>
             <w:rStyle w:val="Hyperlink"/>
           </w:rPr>
-          <w:t xml:space="preserve">http://wis.wmo.int/spec/wme/1/req/monitoring-event-message-core</w:t>
+          <w:t xml:space="preserve">http://wis.wmo.int/spec/wme/1/conf/monitoring-event-message-core</w:t>
         </w:r>
       </w:hyperlink>
     </w:p>
@@ -11364,7 +11364,7 @@
         <w:t xml:space="preserve">Target Type:Event Metadata</w:t>
       </w:r>
     </w:p>
-    <w:bookmarkStart w:id="112" w:name="X6c8ff279ae0c1bdfb37bb6344105bb8007f162a"/>
+    <w:bookmarkStart w:id="114" w:name="X6c8ff279ae0c1bdfb37bb6344105bb8007f162a"/>
     <w:p>
       <w:pPr>
         <w:pStyle w:val="Heading3"/>
@@ -11429,8 +11429,8 @@
         <w:t xml:space="preserve">Run JSON Schema validation on the WMEM against the authoritative JSON schema.</w:t>
       </w:r>
     </w:p>
-    <w:bookmarkEnd w:id="112"/>
-    <w:bookmarkStart w:id="113" w:name="X7153512ed59a3b2780032fdc2ead5e1ca84e4fa"/>
+    <w:bookmarkEnd w:id="114"/>
+    <w:bookmarkStart w:id="115" w:name="X7153512ed59a3b2780032fdc2ead5e1ca84e4fa"/>
     <w:p>
       <w:pPr>
         <w:pStyle w:val="Heading3"/>
@@ -11495,8 +11495,8 @@
         <w:t xml:space="preserve">Check that the size of the complete WMEM does not exceed 8192 bytes.</w:t>
       </w:r>
     </w:p>
-    <w:bookmarkEnd w:id="113"/>
-    <w:bookmarkStart w:id="114" w:name="X308bfe473ee20a8b70bcf19a3157dd310a3e83c"/>
+    <w:bookmarkEnd w:id="115"/>
+    <w:bookmarkStart w:id="116" w:name="X308bfe473ee20a8b70bcf19a3157dd310a3e83c"/>
     <w:p>
       <w:pPr>
         <w:pStyle w:val="Heading3"/>
@@ -11599,8 +11599,8 @@
         <w:t xml:space="preserve">property is a valid UUID.</w:t>
       </w:r>
     </w:p>
-    <w:bookmarkEnd w:id="114"/>
-    <w:bookmarkStart w:id="115" w:name="Xbe84a4e4fc72b0fc9f958f069279ff01f30498d"/>
+    <w:bookmarkEnd w:id="116"/>
+    <w:bookmarkStart w:id="117" w:name="Xbe84a4e4fc72b0fc9f958f069279ff01f30498d"/>
     <w:p>
       <w:pPr>
         <w:pStyle w:val="Heading3"/>
@@ -11715,8 +11715,8 @@
         <w:t xml:space="preserve">.</w:t>
       </w:r>
     </w:p>
-    <w:bookmarkEnd w:id="115"/>
-    <w:bookmarkStart w:id="117" w:name="X6d4483cd4117b18fd4d8ff151fa98101d4d85c3"/>
+    <w:bookmarkEnd w:id="117"/>
+    <w:bookmarkStart w:id="119" w:name="X6d4483cd4117b18fd4d8ff151fa98101d4d85c3"/>
     <w:p>
       <w:pPr>
         <w:pStyle w:val="Heading3"/>
@@ -11806,7 +11806,7 @@
       <w:r>
         <w:t xml:space="preserve"> </w:t>
       </w:r>
-      <w:hyperlink r:id="rId116">
+      <w:hyperlink r:id="rId118">
         <w:r>
           <w:rPr>
             <w:rStyle w:val="Hyperlink"/>
@@ -11818,8 +11818,8 @@
         <w:t xml:space="preserve">.</w:t>
       </w:r>
     </w:p>
-    <w:bookmarkEnd w:id="117"/>
-    <w:bookmarkStart w:id="118" w:name="X297eaea11893b43869b17249c3cd757de62627d"/>
+    <w:bookmarkEnd w:id="119"/>
+    <w:bookmarkStart w:id="120" w:name="X297eaea11893b43869b17249c3cd757de62627d"/>
     <w:p>
       <w:pPr>
         <w:pStyle w:val="Heading3"/>
@@ -11922,8 +11922,8 @@
         <w:t xml:space="preserve">property is a valid WIS2 centre identifier.</w:t>
       </w:r>
     </w:p>
-    <w:bookmarkEnd w:id="118"/>
-    <w:bookmarkStart w:id="119" w:name="Xf3f6f640b6a47034faf251068bc033692680736"/>
+    <w:bookmarkEnd w:id="120"/>
+    <w:bookmarkStart w:id="121" w:name="Xf3f6f640b6a47034faf251068bc033692680736"/>
     <w:p>
       <w:pPr>
         <w:pStyle w:val="Heading3"/>
@@ -12026,8 +12026,8 @@
         <w:t xml:space="preserve">property is a valid WIS2 centre identifier.</w:t>
       </w:r>
     </w:p>
-    <w:bookmarkEnd w:id="119"/>
-    <w:bookmarkStart w:id="120" w:name="X30c2acee194e73a823448e9feedeac6ea74019f"/>
+    <w:bookmarkEnd w:id="121"/>
+    <w:bookmarkStart w:id="122" w:name="X30c2acee194e73a823448e9feedeac6ea74019f"/>
     <w:p>
       <w:pPr>
         <w:pStyle w:val="Heading3"/>
@@ -12153,8 +12153,8 @@
         <w:t xml:space="preserve">property is in the UTC timezone.</w:t>
       </w:r>
     </w:p>
-    <w:bookmarkEnd w:id="120"/>
-    <w:bookmarkStart w:id="121" w:name="X2a1171a5cb76d292caa408fc22bef4a3bdadd6e"/>
+    <w:bookmarkEnd w:id="122"/>
+    <w:bookmarkStart w:id="123" w:name="X2a1171a5cb76d292caa408fc22bef4a3bdadd6e"/>
     <w:p>
       <w:pPr>
         <w:pStyle w:val="Heading3"/>
@@ -12269,8 +12269,8 @@
         <w:t xml:space="preserve">.</w:t>
       </w:r>
     </w:p>
-    <w:bookmarkEnd w:id="121"/>
-    <w:bookmarkStart w:id="122" w:name="Xd500f1c5edace28bf8dcddf221cbc29239aa86f"/>
+    <w:bookmarkEnd w:id="123"/>
+    <w:bookmarkStart w:id="124" w:name="Xd500f1c5edace28bf8dcddf221cbc29239aa86f"/>
     <w:p>
       <w:pPr>
         <w:pStyle w:val="Heading3"/>
@@ -12389,8 +12389,8 @@
         <w:t xml:space="preserve">Ensure the response is a valid JSON Schema.</w:t>
       </w:r>
     </w:p>
-    <w:bookmarkEnd w:id="122"/>
-    <w:bookmarkStart w:id="123" w:name="X05ad229d6065a3fb9e9fa952b4fa2f12120cd4a"/>
+    <w:bookmarkEnd w:id="124"/>
+    <w:bookmarkStart w:id="125" w:name="X05ad229d6065a3fb9e9fa952b4fa2f12120cd4a"/>
     <w:p>
       <w:pPr>
         <w:pStyle w:val="Heading3"/>
@@ -12493,8 +12493,8 @@
         <w:t xml:space="preserve">property as a JSON object.</w:t>
       </w:r>
     </w:p>
-    <w:bookmarkEnd w:id="123"/>
-    <w:bookmarkStart w:id="124" w:name="X248578e5c77dc69e5bde7702269cbaf9a853dc0"/>
+    <w:bookmarkEnd w:id="125"/>
+    <w:bookmarkStart w:id="126" w:name="X248578e5c77dc69e5bde7702269cbaf9a853dc0"/>
     <w:p>
       <w:pPr>
         <w:pStyle w:val="Heading3"/>
@@ -12609,8 +12609,8 @@
         <w:t xml:space="preserve">.</w:t>
       </w:r>
     </w:p>
-    <w:bookmarkEnd w:id="124"/>
-    <w:bookmarkStart w:id="125" w:name="X87c0ca2a9ecd17e0c5005ff7257f983bc4bda01"/>
+    <w:bookmarkEnd w:id="126"/>
+    <w:bookmarkStart w:id="127" w:name="X87c0ca2a9ecd17e0c5005ff7257f983bc4bda01"/>
     <w:p>
       <w:pPr>
         <w:pStyle w:val="Heading3"/>
@@ -12783,8 +12783,8 @@
         <w:t xml:space="preserve">CRITICAL</w:t>
       </w:r>
     </w:p>
-    <w:bookmarkEnd w:id="125"/>
-    <w:bookmarkStart w:id="126" w:name="Xbb49ddc8c09d44dcaac29bcdb5b140c11cfb8a3"/>
+    <w:bookmarkEnd w:id="127"/>
+    <w:bookmarkStart w:id="128" w:name="Xbb49ddc8c09d44dcaac29bcdb5b140c11cfb8a3"/>
     <w:p>
       <w:pPr>
         <w:pStyle w:val="Heading3"/>
@@ -12879,8 +12879,8 @@
         <w:t xml:space="preserve">property in the WMEM.</w:t>
       </w:r>
     </w:p>
-    <w:bookmarkEnd w:id="126"/>
-    <w:bookmarkStart w:id="127" w:name="X77db2cad08be1629cf139b4ef87b3c6a7e92651"/>
+    <w:bookmarkEnd w:id="128"/>
+    <w:bookmarkStart w:id="129" w:name="X77db2cad08be1629cf139b4ef87b3c6a7e92651"/>
     <w:p>
       <w:pPr>
         <w:pStyle w:val="Heading3"/>
@@ -12960,8 +12960,8 @@
         <w:t xml:space="preserve">property in the WMEM.</w:t>
       </w:r>
     </w:p>
-    <w:bookmarkEnd w:id="127"/>
-    <w:bookmarkStart w:id="128" w:name="Xc0f9952e5dd258f711e6531c1aa8053f25ac2c9"/>
+    <w:bookmarkEnd w:id="129"/>
+    <w:bookmarkStart w:id="130" w:name="Xc0f9952e5dd258f711e6531c1aa8053f25ac2c9"/>
     <w:p>
       <w:pPr>
         <w:pStyle w:val="Heading3"/>
@@ -13102,10 +13102,10 @@
         <w:t xml:space="preserve">property contains a valid protocol scheme of one of 'http', 'https', 'ftp', 'sftp'.</w:t>
       </w:r>
     </w:p>
-    <w:bookmarkEnd w:id="128"/>
-    <w:bookmarkEnd w:id="129"/>
     <w:bookmarkEnd w:id="130"/>
-    <w:bookmarkStart w:id="133" w:name="X04f5ca4658cc0993a4c69cafe02e6392dcdfe7e"/>
+    <w:bookmarkEnd w:id="131"/>
+    <w:bookmarkEnd w:id="132"/>
+    <w:bookmarkStart w:id="135" w:name="X04f5ca4658cc0993a4c69cafe02e6392dcdfe7e"/>
     <w:p>
       <w:pPr>
         <w:pStyle w:val="Heading1"/>
@@ -13124,7 +13124,7 @@
       <w:r>
         <w:t xml:space="preserve"> </w:t>
       </w:r>
-      <w:hyperlink r:id="rId131">
+      <w:hyperlink r:id="rId133">
         <w:r>
           <w:rPr>
             <w:rStyle w:val="Hyperlink"/>
@@ -13139,7 +13139,7 @@
         <w:t xml:space="preserve">once the standard has been approved.</w:t>
       </w:r>
     </w:p>
-    <w:bookmarkStart w:id="132" w:name="X075b345cad2c43c2b61ad684aa02dfd194ae7c0"/>
+    <w:bookmarkStart w:id="134" w:name="X075b345cad2c43c2b61ad684aa02dfd194ae7c0"/>
     <w:p>
       <w:pPr>
         <w:pStyle w:val="Heading2"/>
@@ -33940,9 +33940,9 @@
         <w:t xml:space="preserve">}</w:t>
       </w:r>
     </w:p>
-    <w:bookmarkEnd w:id="132"/>
-    <w:bookmarkEnd w:id="133"/>
-    <w:bookmarkStart w:id="141" w:name="examples"/>
+    <w:bookmarkEnd w:id="134"/>
+    <w:bookmarkEnd w:id="135"/>
+    <w:bookmarkStart w:id="143" w:name="examples"/>
     <w:p>
       <w:pPr>
         <w:pStyle w:val="Heading1"/>
@@ -33951,7 +33951,7 @@
         <w:t xml:space="preserve">Examples (Informative)</w:t>
       </w:r>
     </w:p>
-    <w:bookmarkStart w:id="134" w:name="X747511f3cf01d585716d4c89a6ef2e1825e7b80"/>
+    <w:bookmarkStart w:id="136" w:name="X747511f3cf01d585716d4c89a6ef2e1825e7b80"/>
     <w:p>
       <w:pPr>
         <w:pStyle w:val="Heading2"/>
@@ -34070,8 +34070,8 @@
         <w:t xml:space="preserve">).</w:t>
       </w:r>
     </w:p>
-    <w:bookmarkEnd w:id="134"/>
-    <w:bookmarkStart w:id="135" w:name="X22b8f3ffd38da4e3e0664252fb057ea6da66da6"/>
+    <w:bookmarkEnd w:id="136"/>
+    <w:bookmarkStart w:id="137" w:name="X22b8f3ffd38da4e3e0664252fb057ea6da66da6"/>
     <w:p>
       <w:pPr>
         <w:pStyle w:val="Heading2"/>
@@ -36515,8 +36515,8 @@
         <w:t xml:space="preserve">}</w:t>
       </w:r>
     </w:p>
-    <w:bookmarkEnd w:id="135"/>
-    <w:bookmarkStart w:id="136" w:name="X7ac508e345196594d28c155e9fef6c9b780dd5d"/>
+    <w:bookmarkEnd w:id="137"/>
+    <w:bookmarkStart w:id="138" w:name="X7ac508e345196594d28c155e9fef6c9b780dd5d"/>
     <w:p>
       <w:pPr>
         <w:pStyle w:val="Heading2"/>
@@ -39827,8 +39827,8 @@
         <w:t xml:space="preserve">}</w:t>
       </w:r>
     </w:p>
-    <w:bookmarkEnd w:id="136"/>
-    <w:bookmarkStart w:id="137" w:name="X3067904be8f11a1ddf5f974446e962b097f0c8b"/>
+    <w:bookmarkEnd w:id="138"/>
+    <w:bookmarkStart w:id="139" w:name="X3067904be8f11a1ddf5f974446e962b097f0c8b"/>
     <w:p>
       <w:pPr>
         <w:pStyle w:val="Heading2"/>
@@ -42872,8 +42872,8 @@
         <w:t xml:space="preserve">}</w:t>
       </w:r>
     </w:p>
-    <w:bookmarkEnd w:id="137"/>
-    <w:bookmarkStart w:id="138" w:name="X5b88b9a76d7f530ddf2395760c9ccfa49fc365f"/>
+    <w:bookmarkEnd w:id="139"/>
+    <w:bookmarkStart w:id="140" w:name="X5b88b9a76d7f530ddf2395760c9ccfa49fc365f"/>
     <w:p>
       <w:pPr>
         <w:pStyle w:val="Heading2"/>
@@ -43673,8 +43673,8 @@
         <w:t xml:space="preserve">}</w:t>
       </w:r>
     </w:p>
-    <w:bookmarkEnd w:id="138"/>
-    <w:bookmarkStart w:id="139" w:name="X4e7e6870b7dec68bd64ea79436540de26f96e12"/>
+    <w:bookmarkEnd w:id="140"/>
+    <w:bookmarkStart w:id="141" w:name="X4e7e6870b7dec68bd64ea79436540de26f96e12"/>
     <w:p>
       <w:pPr>
         <w:pStyle w:val="Heading2"/>
@@ -44303,8 +44303,8 @@
         <w:t xml:space="preserve">}</w:t>
       </w:r>
     </w:p>
-    <w:bookmarkEnd w:id="139"/>
-    <w:bookmarkStart w:id="140" w:name="Xb70c3be55d9f3ed8f8c04044aa1c1a49970a185"/>
+    <w:bookmarkEnd w:id="141"/>
+    <w:bookmarkStart w:id="142" w:name="Xb70c3be55d9f3ed8f8c04044aa1c1a49970a185"/>
     <w:p>
       <w:pPr>
         <w:pStyle w:val="Heading2"/>
@@ -45134,9 +45134,9 @@
         <w:t xml:space="preserve">}</w:t>
       </w:r>
     </w:p>
-    <w:bookmarkEnd w:id="140"/>
-    <w:bookmarkEnd w:id="141"/>
-    <w:bookmarkStart w:id="146" w:name="Bibliography"/>
+    <w:bookmarkEnd w:id="142"/>
+    <w:bookmarkEnd w:id="143"/>
+    <w:bookmarkStart w:id="148" w:name="Bibliography"/>
     <w:p>
       <w:pPr>
         <w:pStyle w:val="Heading1"/>
@@ -45152,8 +45152,8 @@
           <w:numId w:val="1010"/>
         </w:numPr>
       </w:pPr>
-      <w:bookmarkStart w:id="142" w:name="SDWBP"/>
-      <w:bookmarkEnd w:id="142"/>
+      <w:bookmarkStart w:id="144" w:name="SDWBP"/>
+      <w:bookmarkEnd w:id="144"/>
       <w:r>
         <w:t xml:space="preserve"> </w:t>
       </w:r>
@@ -45163,7 +45163,7 @@
       <w:r>
         <w:t xml:space="preserve"> </w:t>
       </w:r>
-      <w:hyperlink r:id="rId143">
+      <w:hyperlink r:id="rId145">
         <w:r>
           <w:rPr>
             <w:rStyle w:val="Hyperlink"/>
@@ -45179,8 +45179,8 @@
           <w:numId w:val="1010"/>
         </w:numPr>
       </w:pPr>
-      <w:bookmarkStart w:id="144" w:name="DWBP"/>
-      <w:bookmarkEnd w:id="144"/>
+      <w:bookmarkStart w:id="146" w:name="DWBP"/>
+      <w:bookmarkEnd w:id="146"/>
       <w:r>
         <w:t xml:space="preserve"> </w:t>
       </w:r>
@@ -45206,8 +45206,8 @@
           <w:numId w:val="1010"/>
         </w:numPr>
       </w:pPr>
-      <w:bookmarkStart w:id="145" w:name="link-relations"/>
-      <w:bookmarkEnd w:id="145"/>
+      <w:bookmarkStart w:id="147" w:name="link-relations"/>
+      <w:bookmarkEnd w:id="147"/>
       <w:r>
         <w:t xml:space="preserve"> </w:t>
       </w:r>
@@ -45226,8 +45226,8 @@
         </w:r>
       </w:hyperlink>
     </w:p>
-    <w:bookmarkEnd w:id="146"/>
-    <w:bookmarkStart w:id="147" w:name="X7704236ba72ed8cc2b9a9e238d27c640b9b6528"/>
+    <w:bookmarkEnd w:id="148"/>
+    <w:bookmarkStart w:id="149" w:name="X7704236ba72ed8cc2b9a9e238d27c640b9b6528"/>
     <w:p>
       <w:pPr>
         <w:pStyle w:val="Heading1"/>
@@ -45373,7 +45373,7 @@
         </w:tc>
       </w:tr>
     </w:tbl>
-    <w:bookmarkEnd w:id="147"/>
+    <w:bookmarkEnd w:id="149"/>
     <w:sectPr/>
   </w:body>
 </w:document>
